--- a/source-multichoice/build/es-hardware.docx
+++ b/source-multichoice/build/es-hardware.docx
@@ -4845,7 +4845,7 @@
         <w:pStyle w:val="ListNumber"/>
       </w:pPr>
       <w:r>
-        <w:t>¿En qué década comenzó a ser utilizada de forma masiva la red Arpanet, limitada a universidades, centros de cálculo o bases militares?</w:t>
+        <w:t>¿En qué década comenzó a ser utilizada de forma masiva la antigua red Arpanet, antes limitada a universidades, centros de cálculo o bases militares?</w:t>
       </w:r>
     </w:p>
     <w:p>
@@ -4855,6 +4855,26 @@
       <w:r>
         <w:t>a)</w:t>
         <w:tab/>
+        <w:t>En la década de 1970</w:t>
+      </w:r>
+    </w:p>
+    <w:p>
+      <w:pPr>
+        <w:pStyle w:val="Choice"/>
+      </w:pPr>
+      <w:r>
+        <w:t>b)</w:t>
+        <w:tab/>
+        <w:t>En la década de 1960</w:t>
+      </w:r>
+    </w:p>
+    <w:p>
+      <w:pPr>
+        <w:pStyle w:val="Choice"/>
+      </w:pPr>
+      <w:r>
+        <w:t>c)</w:t>
+        <w:tab/>
         <w:t>En la década de 1980</w:t>
       </w:r>
     </w:p>
@@ -4863,29 +4883,9 @@
         <w:pStyle w:val="Choice"/>
       </w:pPr>
       <w:r>
-        <w:t>b)</w:t>
-        <w:tab/>
-        <w:t>En la década de 1970</w:t>
-      </w:r>
-    </w:p>
-    <w:p>
-      <w:pPr>
-        <w:pStyle w:val="Choice"/>
-      </w:pPr>
-      <w:r>
-        <w:t>c)</w:t>
+        <w:t>d)</w:t>
         <w:tab/>
         <w:t>En la década de 1990</w:t>
-      </w:r>
-    </w:p>
-    <w:p>
-      <w:pPr>
-        <w:pStyle w:val="Choice"/>
-      </w:pPr>
-      <w:r>
-        <w:t>d)</w:t>
-        <w:tab/>
-        <w:t>En la década de 1960</w:t>
       </w:r>
     </w:p>
     <w:p>

--- a/source-multichoice/build/es-hardware.docx
+++ b/source-multichoice/build/es-hardware.docx
@@ -3750,7 +3750,7 @@
         <w:pStyle w:val="ListNumber"/>
       </w:pPr>
       <w:r>
-        <w:t>¿Qué tipo de tecnología se utilizó en los ordenadores desarrollados durante la segunda guerra mundial?</w:t>
+        <w:t>¿Qué tipo de tecnología se utilizó en los ordenadores desarrollados durante la Segunda Guerra Mundial?</w:t>
       </w:r>
     </w:p>
     <w:p>
